--- a/일본어 수업/기사 준비/「12歳以前にスマートフォンを使い始めたら…」 米国小児科学界からのぞっとする警告.docx
+++ b/일본어 수업/기사 준비/「12歳以前にスマートフォンを使い始めたら…」 米国小児科学界からのぞっとする警告.docx
@@ -2037,9 +2037,9 @@
         <w:pStyle w:val="1"/>
         <w:shd w:val="clear" w:color="auto" w:fill="FFFFFF"/>
         <w:spacing w:before="240" w:beforeAutospacing="0" w:after="0" w:afterAutospacing="0"/>
-        <w:ind w:right="240" w:firstLineChars="100" w:firstLine="240"/>
-        <w:rPr>
-          <w:rFonts w:ascii="Meiryo UI" w:eastAsia="Meiryo UI" w:hAnsi="Meiryo UI" w:hint="eastAsia"/>
+        <w:ind w:right="240" w:firstLineChars="100" w:firstLine="216"/>
+        <w:rPr>
+          <w:rFonts w:ascii="Meiryo UI" w:eastAsia="Meiryo UI" w:hAnsi="Meiryo UI"/>
           <w:b w:val="0"/>
           <w:color w:val="333333"/>
           <w:spacing w:val="-12"/>
@@ -2048,17 +2048,8 @@
           <w:lang w:eastAsia="ja-JP"/>
         </w:rPr>
       </w:pPr>
-      <w:r>
-        <w:rPr>
-          <w:rFonts w:ascii="Meiryo UI" w:eastAsia="Meiryo UI" w:hAnsi="Meiryo UI" w:cs="Segoe UI" w:hint="eastAsia"/>
-          <w:b w:val="0"/>
-          <w:color w:val="1E2428"/>
-          <w:sz w:val="24"/>
-          <w:szCs w:val="24"/>
-          <w:lang w:eastAsia="ja-JP"/>
-        </w:rPr>
-        <w:t>`</w:t>
-      </w:r>
+      <w:bookmarkStart w:id="0" w:name="_GoBack"/>
+      <w:bookmarkEnd w:id="0"/>
       <w:r>
         <w:rPr>
           <w:rFonts w:ascii="Meiryo UI" w:eastAsia="Meiryo UI" w:hAnsi="Meiryo UI" w:hint="eastAsia"/>
@@ -2357,7 +2348,7 @@
         <w:spacing w:before="240" w:beforeAutospacing="0" w:after="0" w:afterAutospacing="0"/>
         <w:ind w:right="240"/>
         <w:rPr>
-          <w:rFonts w:ascii="Meiryo UI" w:eastAsia="Meiryo UI" w:hAnsi="Meiryo UI" w:hint="eastAsia"/>
+          <w:rFonts w:ascii="Meiryo UI" w:eastAsia="Meiryo UI" w:hAnsi="Meiryo UI"/>
           <w:b w:val="0"/>
           <w:color w:val="333333"/>
           <w:spacing w:val="-12"/>
@@ -2433,7 +2424,7 @@
         <w:jc w:val="left"/>
         <w:outlineLvl w:val="0"/>
         <w:rPr>
-          <w:rFonts w:ascii="Meiryo UI" w:eastAsia="Meiryo UI" w:hAnsi="Meiryo UI" w:cs="Segoe UI" w:hint="eastAsia"/>
+          <w:rFonts w:ascii="Meiryo UI" w:eastAsia="Meiryo UI" w:hAnsi="Meiryo UI" w:cs="Segoe UI"/>
           <w:bCs/>
           <w:color w:val="1E2428"/>
           <w:kern w:val="36"/>
@@ -2514,7 +2505,7 @@
         <w:jc w:val="left"/>
         <w:outlineLvl w:val="0"/>
         <w:rPr>
-          <w:rFonts w:ascii="Meiryo UI" w:eastAsia="Meiryo UI" w:hAnsi="Meiryo UI" w:cs="Segoe UI" w:hint="eastAsia"/>
+          <w:rFonts w:ascii="Meiryo UI" w:eastAsia="Meiryo UI" w:hAnsi="Meiryo UI" w:cs="Segoe UI"/>
           <w:bCs/>
           <w:color w:val="1E2428"/>
           <w:kern w:val="36"/>
@@ -2535,6 +2526,41 @@
         <w:jc w:val="left"/>
         <w:outlineLvl w:val="0"/>
         <w:rPr>
+          <w:rFonts w:ascii="Meiryo UI" w:eastAsia="Meiryo UI" w:hAnsi="Meiryo UI" w:cs="D2Coding"/>
+          <w:bCs/>
+          <w:color w:val="1E2428"/>
+          <w:kern w:val="36"/>
+          <w:sz w:val="24"/>
+          <w:szCs w:val="24"/>
+          <w:lang w:eastAsia="ja-JP"/>
+        </w:rPr>
+      </w:pPr>
+      <w:r>
+        <w:rPr>
+          <w:rFonts w:ascii="Meiryo UI" w:eastAsia="Meiryo UI" w:hAnsi="Meiryo UI" w:cs="Segoe UI"/>
+          <w:bCs/>
+          <w:color w:val="1E2428"/>
+          <w:kern w:val="36"/>
+          <w:sz w:val="24"/>
+          <w:szCs w:val="24"/>
+          <w:lang w:eastAsia="ja-JP"/>
+        </w:rPr>
+        <w:t>2</w:t>
+      </w:r>
+      <w:r>
+        <w:rPr>
+          <w:rFonts w:ascii="Meiryo UI" w:eastAsia="Meiryo UI" w:hAnsi="Meiryo UI" w:cs="Segoe UI" w:hint="eastAsia"/>
+          <w:bCs/>
+          <w:color w:val="1E2428"/>
+          <w:kern w:val="36"/>
+          <w:sz w:val="24"/>
+          <w:szCs w:val="24"/>
+          <w:lang w:eastAsia="ja-JP"/>
+        </w:rPr>
+        <w:t>．</w:t>
+      </w:r>
+      <w:r>
+        <w:rPr>
           <w:rFonts w:ascii="Meiryo UI" w:eastAsia="Meiryo UI" w:hAnsi="Meiryo UI" w:cs="D2Coding" w:hint="eastAsia"/>
           <w:bCs/>
           <w:color w:val="1E2428"/>
@@ -2543,41 +2569,6 @@
           <w:szCs w:val="24"/>
           <w:lang w:eastAsia="ja-JP"/>
         </w:rPr>
-      </w:pPr>
-      <w:r>
-        <w:rPr>
-          <w:rFonts w:ascii="Meiryo UI" w:eastAsia="Meiryo UI" w:hAnsi="Meiryo UI" w:cs="Segoe UI"/>
-          <w:bCs/>
-          <w:color w:val="1E2428"/>
-          <w:kern w:val="36"/>
-          <w:sz w:val="24"/>
-          <w:szCs w:val="24"/>
-          <w:lang w:eastAsia="ja-JP"/>
-        </w:rPr>
-        <w:t>2</w:t>
-      </w:r>
-      <w:r>
-        <w:rPr>
-          <w:rFonts w:ascii="Meiryo UI" w:eastAsia="Meiryo UI" w:hAnsi="Meiryo UI" w:cs="Segoe UI" w:hint="eastAsia"/>
-          <w:bCs/>
-          <w:color w:val="1E2428"/>
-          <w:kern w:val="36"/>
-          <w:sz w:val="24"/>
-          <w:szCs w:val="24"/>
-          <w:lang w:eastAsia="ja-JP"/>
-        </w:rPr>
-        <w:t>．</w:t>
-      </w:r>
-      <w:r>
-        <w:rPr>
-          <w:rFonts w:ascii="Meiryo UI" w:eastAsia="Meiryo UI" w:hAnsi="Meiryo UI" w:cs="D2Coding" w:hint="eastAsia"/>
-          <w:bCs/>
-          <w:color w:val="1E2428"/>
-          <w:kern w:val="36"/>
-          <w:sz w:val="24"/>
-          <w:szCs w:val="24"/>
-          <w:lang w:eastAsia="ja-JP"/>
-        </w:rPr>
         <w:t>子供からスマホを使うことについて、どう考えますか。スマホを使う利益と不利益も一緒に話せてください。</w:t>
       </w:r>
     </w:p>
@@ -2594,14 +2585,12 @@
     <w:p>
       <w:pPr>
         <w:rPr>
-          <w:rFonts w:ascii="Meiryo UI" w:eastAsia="Meiryo UI" w:hAnsi="Meiryo UI" w:hint="eastAsia"/>
+          <w:rFonts w:ascii="Meiryo UI" w:eastAsia="Meiryo UI" w:hAnsi="Meiryo UI"/>
           <w:sz w:val="24"/>
           <w:szCs w:val="24"/>
           <w:lang w:eastAsia="ja-JP"/>
         </w:rPr>
       </w:pPr>
-      <w:bookmarkStart w:id="0" w:name="_GoBack"/>
-      <w:bookmarkEnd w:id="0"/>
       <w:r>
         <w:rPr>
           <w:rFonts w:ascii="Meiryo UI" w:eastAsia="Meiryo UI" w:hAnsi="Meiryo UI"/>
@@ -3464,7 +3453,7 @@
 </file>
 
 <file path=customXml/itemProps1.xml><?xml version="1.0" encoding="utf-8"?>
-<ds:datastoreItem xmlns:ds="http://schemas.openxmlformats.org/officeDocument/2006/customXml" ds:itemID="{9C469087-B77A-4DD2-A768-5AC85402D1B3}">
+<ds:datastoreItem xmlns:ds="http://schemas.openxmlformats.org/officeDocument/2006/customXml" ds:itemID="{C7E78F22-8D37-4D75-B7C4-C858988DA6B4}">
   <ds:schemaRefs>
     <ds:schemaRef ds:uri="http://schemas.openxmlformats.org/officeDocument/2006/bibliography"/>
   </ds:schemaRefs>
